--- a/docs/Diplom/Глава_4_Практическая_значимость.docx
+++ b/docs/Diplom/Глава_4_Практическая_значимость.docx
@@ -22,7 +22,7 @@
         <w:rPr>
           <w:rFonts w:ascii="Times New Roman" w:hAnsi="Times New Roman" w:cs="Times New Roman"/>
         </w:rPr>
-        <w:t xml:space="preserve">Четвёртая глава посвящена практическому применению полученных результатов и формулированию рекомендаций по использованию методов обработки аудиоданных. На основе экспериментальных данных, представленных в третьей главе, определяются области применения каждого метода, формулируются рекомендации по выбору оптимального алгоритма для различных сценариев использования, а также оценивается экономическая эффективность предложенных решений.</w:t>
+        <w:t xml:space="preserve">Четвёртая глава посвящена практическому применению полученных результатов и формулированию рекомендаций по использованию методов обработки аудиоданных. Рекомендации основаны исключительно на экспериментальных данных, представленных в главе 3, с учётом выявленных ограничений отдельных метрик и методов. Особое внимание уделяется честной оценке применимости каждого метода, включая признание неработоспособности некоторых реализаций.</w:t>
       </w:r>
     </w:p>
     <w:bookmarkStart w:id="23" w:name="области-применения-результатов"/>
@@ -57,7 +57,7 @@
         <w:rPr>
           <w:rFonts w:ascii="Times New Roman" w:hAnsi="Times New Roman" w:cs="Times New Roman"/>
         </w:rPr>
-        <w:t xml:space="preserve">Для музыкальных стриминговых сервисов критически важным показателем является воспринимаемое качество звука при оптимальном использовании пропускной способности и ресурсов хранения. Результаты эксперимента показывают, что Стандартный MP3 (Score 0,992, MOS 4,83) обеспечивает наилучшее качество и является рекомендуемым методом для основного кодирования в сервисах наподобие Spotify, Apple Music и Яндекс.Музыка. Метод Хаффман MP3 (Score 0,915, MOS 4,63) может использоваться для экономии ресурсов при кодировании контента, не требующего максимального качества, например подкастов и аудиокниг.</w:t>
+        <w:t xml:space="preserve">Для музыкальных стриминговых сервисов критически важным показателем является воспринимаемое качество звука при оптимальном использовании пропускной способности и ресурсов хранения. Результаты эксперимента показывают, что Стандартный MP3 (Score 0,992, PESQ 4,12) обеспечивает наилучшее качество и является рекомендуемым методом для основного кодирования. Метод побеждает все остальные во всех 80 тестовых файлах без исключений, что гарантирует стабильное качество на произвольном аудиоконтенте.</w:t>
       </w:r>
     </w:p>
     <w:p>
@@ -68,7 +68,49 @@
         <w:rPr>
           <w:rFonts w:ascii="Times New Roman" w:hAnsi="Times New Roman" w:cs="Times New Roman"/>
         </w:rPr>
-        <w:t xml:space="preserve">Метод Розенброк MP3 представляет особый интерес для стриминговых сервисов благодаря высокому субъективному качеству (MOS 4,82) при значительно меньших ресурсных затратах: средний размер файла составляет 1,27 МБ против 2,69 МБ для Стандартного MP3, что позволяет сократить объём хранилища примерно на 53% при сохранении воспринимаемого качества звука на уровне &lt;&lt;отлично&gt;&gt;.</w:t>
+        <w:t xml:space="preserve">Метод Хаффман MP3 (Score 0,915, PESQ 3,30) может использоваться для экономии ресурсов. Средний размер выходного файла составляет 1,34 МБ, что в два раза меньше, чем у Стандартного MP3 (2,69 МБ). Следует учитывать, что Хаффман MP3 уступает Стандартному MP3 в 100% попарных сравнений, и данная экономия сопровождается снижением PESQ с 4,12 до 3,30 — разница, которую могут воспринять подготовленные слушатели.</w:t>
+      </w:r>
+    </w:p>
+    <w:p>
+      <w:pPr>
+        <w:pStyle w:val="BodyText"/>
+      </w:pPr>
+      <w:r>
+        <w:rPr>
+          <w:rFonts w:ascii="Times New Roman" w:hAnsi="Times New Roman" w:cs="Times New Roman"/>
+        </w:rPr>
+        <w:t xml:space="preserve">Метод Розенброк MP3 представляет интерес благодаря высокому перцептивному качеству (PESQ 3,93) при среднем размере файла 1,27 МБ, что на 53% меньше Стандартного MP3. Однако метод уступает Хаффман MP3 в 86,3% попарных сравнений, поэтому его использование оправдано лишь в сценариях, где важен максимальный размер сжатия при сохранении приемлемого качества.</w:t>
+      </w:r>
+    </w:p>
+    <w:p>
+      <w:pPr>
+        <w:pStyle w:val="BodyText"/>
+      </w:pPr>
+      <w:r>
+        <w:rPr>
+          <w:rFonts w:ascii="Times New Roman" w:hAnsi="Times New Roman" w:cs="Times New Roman"/>
+        </w:rPr>
+        <w:t xml:space="preserve">Метод FFT MP3 обеспечивает лучшее сжатие (0,76 МБ) при Score 0,558, что может быть приемлемо для фонового воспроизведения с низким битрейтом. Однако клиппинг PESQ на уровне</w:t>
+      </w:r>
+      <w:r>
+        <w:rPr>
+          <w:rFonts w:ascii="Times New Roman" w:hAnsi="Times New Roman" w:cs="Times New Roman"/>
+        </w:rPr>
+        <w:t xml:space="preserve"> </w:t>
+      </w:r>
+      <m:oMath>
+        <m:r>
+          <m:rPr>
+            <m:sty m:val="p"/>
+          </m:rPr>
+          <m:t>−</m:t>
+        </m:r>
+      </m:oMath>
+      <w:r>
+        <w:rPr>
+          <w:rFonts w:ascii="Times New Roman" w:hAnsi="Times New Roman" w:cs="Times New Roman"/>
+        </w:rPr>
+        <w:t xml:space="preserve">0,17 для значительной доли файлов означает, что воспринимаемое качество будет резко различаться в зависимости от типа аудиоконтента, что неприемлемо для сервисов с гарантированным качеством.</w:t>
       </w:r>
     </w:p>
     <w:bookmarkEnd w:id="20"/>
@@ -92,7 +134,7 @@
         <w:rPr>
           <w:rFonts w:ascii="Times New Roman" w:hAnsi="Times New Roman" w:cs="Times New Roman"/>
         </w:rPr>
-        <w:t xml:space="preserve">В системах онлайн-трансляций ключевыми факторами являются минимальная задержка обработки и стабильное качество при ограниченной пропускной способности канала. Метод Розенброк MP3 является оптимальным выбором для этого сценария: минимальное время обработки (0,57 с) и высокое качество (MOS 4,82, PESQ 3,93) обеспечивают эффективную работу системы реального времени.</w:t>
+        <w:t xml:space="preserve">В системах онлайн-трансляций ключевыми факторами являются минимальная задержка обработки и стабильное качество при ограниченной пропускной способности канала. Метод Розенброк MP3 является оптимальным выбором для этого сценария по двум причинам: минимальное время обработки (0,57 с) и наилучший показатель эффективности по времени (Score/с = 1,518). При этом PESQ 3,93 гарантирует высокое воспринимаемое качество.</w:t>
       </w:r>
     </w:p>
     <w:p>
@@ -103,7 +145,64 @@
         <w:rPr>
           <w:rFonts w:ascii="Times New Roman" w:hAnsi="Times New Roman" w:cs="Times New Roman"/>
         </w:rPr>
-        <w:t xml:space="preserve">Метод Хаффман MP3 (0,71 с, MOS 4,63) также подходит для систем онлайн-трансляций, обеспечивая хорошее качество при умеренной задержке. Методы FFT и DCT могут использоваться в сценариях с высокой пропускной capacità канала, однако их более высокое время обработки (1,11–1,97 с) ограничивает применимость в системах реального времени.</w:t>
+        <w:t xml:space="preserve">Метод Хаффман MP3 (0,71 с, PESQ 3,30) также подходит для систем онлайн-трансляций, обеспечивая хорошее качество при умеренной задержке. Метод Стандартный MP3 (0,94 с) демонстрирует превосходное качество, но его время обработки в 1,7 раза превышает Розенброк MP3, что может быть критично для интерактивных сценариев.</w:t>
+      </w:r>
+    </w:p>
+    <w:p>
+      <w:pPr>
+        <w:pStyle w:val="BodyText"/>
+      </w:pPr>
+      <w:r>
+        <w:rPr>
+          <w:rFonts w:ascii="Times New Roman" w:hAnsi="Times New Roman" w:cs="Times New Roman"/>
+        </w:rPr>
+        <w:t xml:space="preserve">Метод FFT MP3 (1,11 с) является перспективным кандидатом для систем трансляций с ограниченной пропускной способностью благодаря минимальному размеру файла (0,76 МБ), однако его нестабильность (PESQ</w:t>
+      </w:r>
+      <w:r>
+        <w:rPr>
+          <w:rFonts w:ascii="Times New Roman" w:hAnsi="Times New Roman" w:cs="Times New Roman"/>
+        </w:rPr>
+        <w:t xml:space="preserve"> </w:t>
+      </w:r>
+      <m:oMath>
+        <m:r>
+          <m:rPr>
+            <m:sty m:val="p"/>
+          </m:rPr>
+          <m:t>−</m:t>
+        </m:r>
+      </m:oMath>
+      <w:r>
+        <w:rPr>
+          <w:rFonts w:ascii="Times New Roman" w:hAnsi="Times New Roman" w:cs="Times New Roman"/>
+        </w:rPr>
+        <w:t xml:space="preserve">0,17</w:t>
+      </w:r>
+      <w:r>
+        <w:rPr>
+          <w:rFonts w:ascii="Times New Roman" w:hAnsi="Times New Roman" w:cs="Times New Roman"/>
+        </w:rPr>
+        <w:t xml:space="preserve"> </w:t>
+      </w:r>
+      <m:oMath>
+        <m:r>
+          <m:rPr>
+            <m:sty m:val="p"/>
+          </m:rPr>
+          <m:t>±</m:t>
+        </m:r>
+      </m:oMath>
+      <w:r>
+        <w:rPr>
+          <w:rFonts w:ascii="Times New Roman" w:hAnsi="Times New Roman" w:cs="Times New Roman"/>
+        </w:rPr>
+        <w:t xml:space="preserve"> </w:t>
+      </w:r>
+      <w:r>
+        <w:rPr>
+          <w:rFonts w:ascii="Times New Roman" w:hAnsi="Times New Roman" w:cs="Times New Roman"/>
+        </w:rPr>
+        <w:t xml:space="preserve">0,65) делает результат непредсказуемым для отдельных файлов.</w:t>
       </w:r>
     </w:p>
     <w:bookmarkEnd w:id="21"/>
@@ -127,7 +226,7 @@
         <w:rPr>
           <w:rFonts w:ascii="Times New Roman" w:hAnsi="Times New Roman" w:cs="Times New Roman"/>
         </w:rPr>
-        <w:t xml:space="preserve">Для голосовых коммуникаций (мессенджеры, VoIP-сервисы) наиболее важными метриками являются STOI (разборчивость речи) и время обработки. Стандартный MP3 обеспечивает наилучшую разборчивость (STOI 0,500), а Розенброк MP3 — минимальную задержку (0,57 с) при сопоставимой разборчивости (STOI 0,496).</w:t>
+        <w:t xml:space="preserve">Для голосовых коммуникаций наиболее важными метриками являются STOI (разборчивость речи) и время обработки. Стандартный MP3 обеспечивает наилучшую разборчивость (STOI 0,500), а Розенброк MP3 — минимальную задержку (0,57 с) при сопоставимой разборчивости (STOI 0,496). Метод Хаффман MP3 (STOI 0,500, время 0,71 с) представляет оптимальный компромисс для мобильных приложений.</w:t>
       </w:r>
     </w:p>
     <w:p>
@@ -138,7 +237,7 @@
         <w:rPr>
           <w:rFonts w:ascii="Times New Roman" w:hAnsi="Times New Roman" w:cs="Times New Roman"/>
         </w:rPr>
-        <w:t xml:space="preserve">Метод Хаффман MP3 (STOI 0,500, время 0,71 с) представляет собой оптимальный компромисс для мобильных приложений, где важны как качество речи, так и энергопотребление устройства. Низкое RMSE (0,005) гарантирует минимальные искажения голосового сигнала, а малый размер выходного файла (1,34 МБ в среднем) снижает нагрузку на сетевой канал.</w:t>
+        <w:t xml:space="preserve">Следует отметить, что метрика STOI продемонстрировала низкую вариабельность между методами (от 0,460 до 0,500), что ограничивает её разрешающую способность для различения методов в контексте голосовых коммуникаций. Дополнительными критериями выбора в данном сценарии должны служить SNR (влияющий на уровень фонового шума) и RMSE (определяющий разборчивость тихих фрагментов).</w:t>
       </w:r>
     </w:p>
     <w:bookmarkEnd w:id="22"/>
@@ -163,7 +262,7 @@
         <w:rPr>
           <w:rFonts w:ascii="Times New Roman" w:hAnsi="Times New Roman" w:cs="Times New Roman"/>
         </w:rPr>
-        <w:t xml:space="preserve">На основании проведённого экспериментального исследования сформулированы рекомендации по выбору метода обработки аудиоданных в зависимости от приоритетных критериев, представленные в таблице 4.1.</w:t>
+        <w:t xml:space="preserve">На основании проведённого экспериментального исследования сформулированы рекомендации по выбору метода обработки аудиоданных, представленные в таблице 4.1.</w:t>
       </w:r>
     </w:p>
     <w:p>
@@ -185,9 +284,10 @@
         <w:tblLook w:firstRow="1" w:lastRow="0" w:firstColumn="0" w:lastColumn="0" w:noHBand="0" w:noVBand="0" w:val="0020"/>
       </w:tblPr>
       <w:tblGrid>
-        <w:gridCol w:w="2640"/>
-        <w:gridCol w:w="2640"/>
-        <w:gridCol w:w="2640"/>
+        <w:gridCol w:w="1980"/>
+        <w:gridCol w:w="1980"/>
+        <w:gridCol w:w="1980"/>
+        <w:gridCol w:w="1980"/>
       </w:tblGrid>
       <w:tr>
         <w:trPr>
@@ -225,7 +325,7 @@
                 <w:bCs/>
                 <w:sz w:val="22"/>
               </w:rPr>
-              <w:t xml:space="preserve">Рекомендуемый метод</w:t>
+              <w:t xml:space="preserve">Метод</w:t>
             </w:r>
           </w:p>
         </w:tc>
@@ -244,6 +344,24 @@
                 <w:sz w:val="22"/>
               </w:rPr>
               <w:t xml:space="preserve">Обоснование</w:t>
+            </w:r>
+          </w:p>
+        </w:tc>
+        <w:tc>
+          <w:tcPr/>
+          <w:p>
+            <w:pPr>
+              <w:pStyle w:val="Compact"/>
+              <w:jc w:val="center"/>
+            </w:pPr>
+            <w:r>
+              <w:rPr>
+                <w:rFonts w:ascii="Times New Roman" w:hAnsi="Times New Roman" w:cs="Times New Roman"/>
+                <w:b/>
+                <w:bCs/>
+                <w:sz w:val="22"/>
+              </w:rPr>
+              <w:t xml:space="preserve">Ограничения</w:t>
             </w:r>
           </w:p>
         </w:tc>
@@ -277,7 +395,7 @@
                 <w:rFonts w:ascii="Times New Roman" w:hAnsi="Times New Roman" w:cs="Times New Roman"/>
                 <w:sz w:val="22"/>
               </w:rPr>
-              <w:t xml:space="preserve">Стандартный MP3</w:t>
+              <w:t xml:space="preserve">Стандартный</w:t>
             </w:r>
           </w:p>
         </w:tc>
@@ -293,7 +411,23 @@
                 <w:rFonts w:ascii="Times New Roman" w:hAnsi="Times New Roman" w:cs="Times New Roman"/>
                 <w:sz w:val="22"/>
               </w:rPr>
-              <w:t xml:space="preserve">Score 0,992, MOS 4,83, лучший по всем метрикам</w:t>
+              <w:t xml:space="preserve">Score 0,992, PESQ 4,12, 100% побед</w:t>
+            </w:r>
+          </w:p>
+        </w:tc>
+        <w:tc>
+          <w:tcPr/>
+          <w:p>
+            <w:pPr>
+              <w:pStyle w:val="Compact"/>
+              <w:jc w:val="center"/>
+            </w:pPr>
+            <w:r>
+              <w:rPr>
+                <w:rFonts w:ascii="Times New Roman" w:hAnsi="Times New Roman" w:cs="Times New Roman"/>
+                <w:sz w:val="22"/>
+              </w:rPr>
+              <w:t xml:space="preserve">Большой размер файла (2,69 МБ)</w:t>
             </w:r>
           </w:p>
         </w:tc>
@@ -311,7 +445,7 @@
                 <w:rFonts w:ascii="Times New Roman" w:hAnsi="Times New Roman" w:cs="Times New Roman"/>
                 <w:sz w:val="22"/>
               </w:rPr>
-              <w:t xml:space="preserve">Компромисс качество/скорость</w:t>
+              <w:t xml:space="preserve">Качество + скорость</w:t>
             </w:r>
           </w:p>
         </w:tc>
@@ -327,7 +461,7 @@
                 <w:rFonts w:ascii="Times New Roman" w:hAnsi="Times New Roman" w:cs="Times New Roman"/>
                 <w:sz w:val="22"/>
               </w:rPr>
-              <w:t xml:space="preserve">Хаффман MP3</w:t>
+              <w:t xml:space="preserve">Хаффман</w:t>
             </w:r>
           </w:p>
         </w:tc>
@@ -343,7 +477,23 @@
                 <w:rFonts w:ascii="Times New Roman" w:hAnsi="Times New Roman" w:cs="Times New Roman"/>
                 <w:sz w:val="22"/>
               </w:rPr>
-              <w:t xml:space="preserve">Score 0,915, MOS 4,63, время 0,71 с</w:t>
+              <w:t xml:space="preserve">Score 0,915, PESQ 3,30, 0,71 с</w:t>
+            </w:r>
+          </w:p>
+        </w:tc>
+        <w:tc>
+          <w:tcPr/>
+          <w:p>
+            <w:pPr>
+              <w:pStyle w:val="Compact"/>
+              <w:jc w:val="center"/>
+            </w:pPr>
+            <w:r>
+              <w:rPr>
+                <w:rFonts w:ascii="Times New Roman" w:hAnsi="Times New Roman" w:cs="Times New Roman"/>
+                <w:sz w:val="22"/>
+              </w:rPr>
+              <w:t xml:space="preserve">Уступает Стандартному в 100% пар</w:t>
             </w:r>
           </w:p>
         </w:tc>
@@ -377,7 +527,7 @@
                 <w:rFonts w:ascii="Times New Roman" w:hAnsi="Times New Roman" w:cs="Times New Roman"/>
                 <w:sz w:val="22"/>
               </w:rPr>
-              <w:t xml:space="preserve">Розенброк MP3</w:t>
+              <w:t xml:space="preserve">Розенброк</w:t>
             </w:r>
           </w:p>
         </w:tc>
@@ -393,7 +543,23 @@
                 <w:rFonts w:ascii="Times New Roman" w:hAnsi="Times New Roman" w:cs="Times New Roman"/>
                 <w:sz w:val="22"/>
               </w:rPr>
-              <w:t xml:space="preserve">Время 0,57 с, MOS 4,82, Score 0,867</w:t>
+              <w:t xml:space="preserve">0,57 с, PESQ 3,93, Score/с = 1,52</w:t>
+            </w:r>
+          </w:p>
+        </w:tc>
+        <w:tc>
+          <w:tcPr/>
+          <w:p>
+            <w:pPr>
+              <w:pStyle w:val="Compact"/>
+              <w:jc w:val="center"/>
+            </w:pPr>
+            <w:r>
+              <w:rPr>
+                <w:rFonts w:ascii="Times New Roman" w:hAnsi="Times New Roman" w:cs="Times New Roman"/>
+                <w:sz w:val="22"/>
+              </w:rPr>
+              <w:t xml:space="preserve">Уступает Хаффман в 86% пар</w:t>
             </w:r>
           </w:p>
         </w:tc>
@@ -427,7 +593,7 @@
                 <w:rFonts w:ascii="Times New Roman" w:hAnsi="Times New Roman" w:cs="Times New Roman"/>
                 <w:sz w:val="22"/>
               </w:rPr>
-              <w:t xml:space="preserve">Розенброк MP3</w:t>
+              <w:t xml:space="preserve">Хаффман</w:t>
             </w:r>
           </w:p>
         </w:tc>
@@ -443,7 +609,23 @@
                 <w:rFonts w:ascii="Times New Roman" w:hAnsi="Times New Roman" w:cs="Times New Roman"/>
                 <w:sz w:val="22"/>
               </w:rPr>
-              <w:t xml:space="preserve">Размер 1,27 МБ (53% от Стандартного), MOS 4,82</w:t>
+              <w:t xml:space="preserve">1,34 МБ (50% от Стандартного)</w:t>
+            </w:r>
+          </w:p>
+        </w:tc>
+        <w:tc>
+          <w:tcPr/>
+          <w:p>
+            <w:pPr>
+              <w:pStyle w:val="Compact"/>
+              <w:jc w:val="center"/>
+            </w:pPr>
+            <w:r>
+              <w:rPr>
+                <w:rFonts w:ascii="Times New Roman" w:hAnsi="Times New Roman" w:cs="Times New Roman"/>
+                <w:sz w:val="22"/>
+              </w:rPr>
+              <w:t xml:space="preserve">Снижение PESQ на 0,82</w:t>
             </w:r>
           </w:p>
         </w:tc>
@@ -461,7 +643,7 @@
                 <w:rFonts w:ascii="Times New Roman" w:hAnsi="Times New Roman" w:cs="Times New Roman"/>
                 <w:sz w:val="22"/>
               </w:rPr>
-              <w:t xml:space="preserve">Голосовые коммуникации</w:t>
+              <w:t xml:space="preserve">Лучшее сжатие</w:t>
             </w:r>
           </w:p>
         </w:tc>
@@ -477,7 +659,7 @@
                 <w:rFonts w:ascii="Times New Roman" w:hAnsi="Times New Roman" w:cs="Times New Roman"/>
                 <w:sz w:val="22"/>
               </w:rPr>
-              <w:t xml:space="preserve">Хаффман MP3</w:t>
+              <w:t xml:space="preserve">FFT</w:t>
             </w:r>
           </w:p>
         </w:tc>
@@ -493,7 +675,64 @@
                 <w:rFonts w:ascii="Times New Roman" w:hAnsi="Times New Roman" w:cs="Times New Roman"/>
                 <w:sz w:val="22"/>
               </w:rPr>
-              <w:t xml:space="preserve">STOI 0,500, RMSE 0,005, время 0,71 с</w:t>
+              <w:t xml:space="preserve">0,76 МБ, Score/МБ = 0,74</w:t>
+            </w:r>
+          </w:p>
+        </w:tc>
+        <w:tc>
+          <w:tcPr/>
+          <w:p>
+            <w:pPr>
+              <w:pStyle w:val="Compact"/>
+              <w:jc w:val="center"/>
+            </w:pPr>
+            <w:r>
+              <w:rPr>
+                <w:rFonts w:ascii="Times New Roman" w:hAnsi="Times New Roman" w:cs="Times New Roman"/>
+                <w:sz w:val="22"/>
+              </w:rPr>
+              <w:t xml:space="preserve">PESQ</w:t>
+            </w:r>
+            <w:r>
+              <w:rPr>
+                <w:rFonts w:ascii="Times New Roman" w:hAnsi="Times New Roman" w:cs="Times New Roman"/>
+                <w:sz w:val="22"/>
+              </w:rPr>
+              <w:t xml:space="preserve"> </w:t>
+            </w:r>
+            <m:oMath>
+              <m:r>
+                <m:rPr>
+                  <m:sty m:val="p"/>
+                </m:rPr>
+                <m:t>−</m:t>
+              </m:r>
+            </m:oMath>
+            <w:r>
+              <w:rPr>
+                <w:rFonts w:ascii="Times New Roman" w:hAnsi="Times New Roman" w:cs="Times New Roman"/>
+                <w:sz w:val="22"/>
+              </w:rPr>
+              <w:t xml:space="preserve">0,17, нестабилен (</w:t>
+            </w:r>
+            <m:oMath>
+              <m:r>
+                <m:t>σ</m:t>
+              </m:r>
+            </m:oMath>
+            <w:r>
+              <w:rPr>
+                <w:rFonts w:ascii="Times New Roman" w:hAnsi="Times New Roman" w:cs="Times New Roman"/>
+                <w:sz w:val="22"/>
+              </w:rPr>
+              <w:t xml:space="preserve"> </w:t>
+            </w:r>
+            <w:r>
+              <w:rPr>
+                <w:rFonts w:ascii="Times New Roman" w:hAnsi="Times New Roman" w:cs="Times New Roman"/>
+                <w:sz w:val="22"/>
+              </w:rPr>
+              <w:t xml:space="preserve">= 0,65)</w:t>
             </w:r>
           </w:p>
         </w:tc>
@@ -511,7 +750,7 @@
                 <w:rFonts w:ascii="Times New Roman" w:hAnsi="Times New Roman" w:cs="Times New Roman"/>
                 <w:sz w:val="22"/>
               </w:rPr>
-              <w:t xml:space="preserve">Онлайн-трансляции</w:t>
+              <w:t xml:space="preserve">Стабильность</w:t>
             </w:r>
           </w:p>
         </w:tc>
@@ -527,7 +766,7 @@
                 <w:rFonts w:ascii="Times New Roman" w:hAnsi="Times New Roman" w:cs="Times New Roman"/>
                 <w:sz w:val="22"/>
               </w:rPr>
-              <w:t xml:space="preserve">Розенброк MP3</w:t>
+              <w:t xml:space="preserve">Стандартный</w:t>
             </w:r>
           </w:p>
         </w:tc>
@@ -538,12 +777,53 @@
               <w:pStyle w:val="Compact"/>
               <w:jc w:val="center"/>
             </w:pPr>
-            <w:r>
-              <w:rPr>
-                <w:rFonts w:ascii="Times New Roman" w:hAnsi="Times New Roman" w:cs="Times New Roman"/>
-                <w:sz w:val="22"/>
-              </w:rPr>
-              <w:t xml:space="preserve">Время 0,57 с, PESQ 3,93, STOI 0,496</w:t>
+            <m:oMath>
+              <m:sSub>
+                <m:e>
+                  <m:r>
+                    <m:t>σ</m:t>
+                  </m:r>
+                </m:e>
+                <m:sub>
+                  <m:r>
+                    <m:rPr>
+                      <m:nor/>
+                      <m:sty m:val="p"/>
+                    </m:rPr>
+                    <m:t>Score</m:t>
+                  </m:r>
+                </m:sub>
+              </m:sSub>
+            </m:oMath>
+            <w:r>
+              <w:rPr>
+                <w:rFonts w:ascii="Times New Roman" w:hAnsi="Times New Roman" w:cs="Times New Roman"/>
+                <w:sz w:val="22"/>
+              </w:rPr>
+              <w:t xml:space="preserve"> </w:t>
+            </w:r>
+            <w:r>
+              <w:rPr>
+                <w:rFonts w:ascii="Times New Roman" w:hAnsi="Times New Roman" w:cs="Times New Roman"/>
+                <w:sz w:val="22"/>
+              </w:rPr>
+              <w:t xml:space="preserve">= 0,002</w:t>
+            </w:r>
+          </w:p>
+        </w:tc>
+        <w:tc>
+          <w:tcPr/>
+          <w:p>
+            <w:pPr>
+              <w:pStyle w:val="Compact"/>
+              <w:jc w:val="center"/>
+            </w:pPr>
+            <w:r>
+              <w:rPr>
+                <w:rFonts w:ascii="Times New Roman" w:hAnsi="Times New Roman" w:cs="Times New Roman"/>
+                <w:sz w:val="22"/>
+              </w:rPr>
+              <w:t xml:space="preserve">Стоимость лицензирования</w:t>
             </w:r>
           </w:p>
         </w:tc>
@@ -561,7 +841,7 @@
                 <w:rFonts w:ascii="Times New Roman" w:hAnsi="Times New Roman" w:cs="Times New Roman"/>
                 <w:sz w:val="22"/>
               </w:rPr>
-              <w:t xml:space="preserve">Быстрое преобразование</w:t>
+              <w:t xml:space="preserve">Голос. связь</w:t>
             </w:r>
           </w:p>
         </w:tc>
@@ -577,7 +857,7 @@
                 <w:rFonts w:ascii="Times New Roman" w:hAnsi="Times New Roman" w:cs="Times New Roman"/>
                 <w:sz w:val="22"/>
               </w:rPr>
-              <w:t xml:space="preserve">FFT MP3</w:t>
+              <w:t xml:space="preserve">Хаффман</w:t>
             </w:r>
           </w:p>
         </w:tc>
@@ -593,25 +873,7 @@
                 <w:rFonts w:ascii="Times New Roman" w:hAnsi="Times New Roman" w:cs="Times New Roman"/>
                 <w:sz w:val="22"/>
               </w:rPr>
-              <w:t xml:space="preserve">Время 1,11 с среди методов преобразования</w:t>
-            </w:r>
-          </w:p>
-        </w:tc>
-      </w:tr>
-      <w:tr>
-        <w:tc>
-          <w:tcPr/>
-          <w:p>
-            <w:pPr>
-              <w:pStyle w:val="Compact"/>
-              <w:jc w:val="center"/>
-            </w:pPr>
-            <w:r>
-              <w:rPr>
-                <w:rFonts w:ascii="Times New Roman" w:hAnsi="Times New Roman" w:cs="Times New Roman"/>
-                <w:sz w:val="22"/>
-              </w:rPr>
-              <w:t xml:space="preserve">Энергонезависимость</w:t>
+              <w:t xml:space="preserve">STOI 0,500, RMSE 0,005</w:t>
             </w:r>
           </w:p>
         </w:tc>
@@ -627,23 +889,7 @@
                 <w:rFonts w:ascii="Times New Roman" w:hAnsi="Times New Roman" w:cs="Times New Roman"/>
                 <w:sz w:val="22"/>
               </w:rPr>
-              <w:t xml:space="preserve">FWHT MP3</w:t>
-            </w:r>
-          </w:p>
-        </w:tc>
-        <w:tc>
-          <w:tcPr/>
-          <w:p>
-            <w:pPr>
-              <w:pStyle w:val="Compact"/>
-              <w:jc w:val="center"/>
-            </w:pPr>
-            <w:r>
-              <w:rPr>
-                <w:rFonts w:ascii="Times New Roman" w:hAnsi="Times New Roman" w:cs="Times New Roman"/>
-                <w:sz w:val="22"/>
-              </w:rPr>
-              <w:t xml:space="preserve">Нет операций умножения, Score 0,672</w:t>
+              <w:t xml:space="preserve">—</w:t>
             </w:r>
           </w:p>
         </w:tc>
@@ -657,7 +903,7 @@
         <w:rPr>
           <w:rFonts w:ascii="Times New Roman" w:hAnsi="Times New Roman" w:cs="Times New Roman"/>
         </w:rPr>
-        <w:t xml:space="preserve">Дополнительно необходимо отметить следующие важные рекомендации:</w:t>
+        <w:t xml:space="preserve">Важные оговорки, вытекающие из экспериментальных данных:</w:t>
       </w:r>
     </w:p>
     <w:p>
@@ -671,7 +917,33 @@
         <w:rPr>
           <w:rFonts w:ascii="Times New Roman" w:hAnsi="Times New Roman" w:cs="Times New Roman"/>
         </w:rPr>
-        <w:t xml:space="preserve">Метод Daubechies DWT MP3 не рекомендуется к использованию в текущей реализации из-за критически низкого качества (Score 0,128, SI-SDR</w:t>
+        <w:t xml:space="preserve">Метод Daubechies DWT MP3</w:t>
+      </w:r>
+      <w:r>
+        <w:rPr>
+          <w:rFonts w:ascii="Times New Roman" w:hAnsi="Times New Roman" w:cs="Times New Roman"/>
+        </w:rPr>
+        <w:t xml:space="preserve"> </w:t>
+      </w:r>
+      <w:r>
+        <w:rPr>
+          <w:rFonts w:ascii="Times New Roman" w:hAnsi="Times New Roman" w:cs="Times New Roman"/>
+          <w:b/>
+          <w:bCs/>
+        </w:rPr>
+        <w:t xml:space="preserve">не рекомендуется к использованию</w:t>
+      </w:r>
+      <w:r>
+        <w:rPr>
+          <w:rFonts w:ascii="Times New Roman" w:hAnsi="Times New Roman" w:cs="Times New Roman"/>
+        </w:rPr>
+        <w:t xml:space="preserve"> </w:t>
+      </w:r>
+      <w:r>
+        <w:rPr>
+          <w:rFonts w:ascii="Times New Roman" w:hAnsi="Times New Roman" w:cs="Times New Roman"/>
+        </w:rPr>
+        <w:t xml:space="preserve">в любой из рассмотренных областей. Алгоритм обратного преобразования содержит критические ошибки (SI-SDR</w:t>
       </w:r>
       <w:r>
         <w:rPr>
@@ -691,7 +963,7 @@
         <w:rPr>
           <w:rFonts w:ascii="Times New Roman" w:hAnsi="Times New Roman" w:cs="Times New Roman"/>
         </w:rPr>
-        <w:t xml:space="preserve">50,17 дБ). Для улучшения результата требуется переработка алгоритма обратного преобразования;</w:t>
+        <w:t xml:space="preserve">50,17 дБ, спектральная сходимость 1,004, STOI 0,046). Для исправления требуется переработка алгоритма обратного вейвлет-преобразования Daubechies.</w:t>
       </w:r>
     </w:p>
     <w:p>
@@ -705,7 +977,63 @@
         <w:rPr>
           <w:rFonts w:ascii="Times New Roman" w:hAnsi="Times New Roman" w:cs="Times New Roman"/>
         </w:rPr>
-        <w:t xml:space="preserve">Метод MDCT MP3 требует оптимизации (Score 0,423, время 3,08 с). При устранении вычислительных узких мест данный метод может оказаться конкурентоспособным благодаря использованию того же преобразования, что и в стандарте MP3;</w:t>
+        <w:t xml:space="preserve">Метод MDCT MP3</w:t>
+      </w:r>
+      <w:r>
+        <w:rPr>
+          <w:rFonts w:ascii="Times New Roman" w:hAnsi="Times New Roman" w:cs="Times New Roman"/>
+        </w:rPr>
+        <w:t xml:space="preserve"> </w:t>
+      </w:r>
+      <w:r>
+        <w:rPr>
+          <w:rFonts w:ascii="Times New Roman" w:hAnsi="Times New Roman" w:cs="Times New Roman"/>
+          <w:b/>
+          <w:bCs/>
+        </w:rPr>
+        <w:t xml:space="preserve">не рекомендуется</w:t>
+      </w:r>
+      <w:r>
+        <w:rPr>
+          <w:rFonts w:ascii="Times New Roman" w:hAnsi="Times New Roman" w:cs="Times New Roman"/>
+        </w:rPr>
+        <w:t xml:space="preserve"> </w:t>
+      </w:r>
+      <w:r>
+        <w:rPr>
+          <w:rFonts w:ascii="Times New Roman" w:hAnsi="Times New Roman" w:cs="Times New Roman"/>
+        </w:rPr>
+        <w:t xml:space="preserve">для применения, требующего гарантированного качества: Score 0,423, высокое время обработки (3,08 с), экстремальная вариабельность (</w:t>
+      </w:r>
+      <m:oMath>
+        <m:sSub>
+          <m:e>
+            <m:r>
+              <m:t>σ</m:t>
+            </m:r>
+          </m:e>
+          <m:sub>
+            <m:r>
+              <m:rPr>
+                <m:nor/>
+                <m:sty m:val="p"/>
+              </m:rPr>
+              <m:t>Score</m:t>
+            </m:r>
+          </m:sub>
+        </m:sSub>
+      </m:oMath>
+      <w:r>
+        <w:rPr>
+          <w:rFonts w:ascii="Times New Roman" w:hAnsi="Times New Roman" w:cs="Times New Roman"/>
+        </w:rPr>
+        <w:t xml:space="preserve"> </w:t>
+      </w:r>
+      <w:r>
+        <w:rPr>
+          <w:rFonts w:ascii="Times New Roman" w:hAnsi="Times New Roman" w:cs="Times New Roman"/>
+        </w:rPr>
+        <w:t xml:space="preserve">= 0,101). При этом метод использует то же преобразование, что и стандартный кодек MP3, поэтому потенциал для улучшения существует при оптимизации реализации.</w:t>
       </w:r>
     </w:p>
     <w:p>
@@ -719,7 +1047,107 @@
         <w:rPr>
           <w:rFonts w:ascii="Times New Roman" w:hAnsi="Times New Roman" w:cs="Times New Roman"/>
         </w:rPr>
-        <w:t xml:space="preserve">Для аудиоконтента со сложной спектральной структурой (электронная музыка, эмбиент) рекомендуется использовать Стандартный MP3, показавший минимальный разброс качества (Score 0,988–0,995) по сравнению с другими методами.</w:t>
+        <w:t xml:space="preserve">Методы DCT и FFT</w:t>
+      </w:r>
+      <w:r>
+        <w:rPr>
+          <w:rFonts w:ascii="Times New Roman" w:hAnsi="Times New Roman" w:cs="Times New Roman"/>
+        </w:rPr>
+        <w:t xml:space="preserve"> </w:t>
+      </w:r>
+      <w:r>
+        <w:rPr>
+          <w:rFonts w:ascii="Times New Roman" w:hAnsi="Times New Roman" w:cs="Times New Roman"/>
+          <w:b/>
+          <w:bCs/>
+        </w:rPr>
+        <w:t xml:space="preserve">не рекомендуются</w:t>
+      </w:r>
+      <w:r>
+        <w:rPr>
+          <w:rFonts w:ascii="Times New Roman" w:hAnsi="Times New Roman" w:cs="Times New Roman"/>
+        </w:rPr>
+        <w:t xml:space="preserve"> </w:t>
+      </w:r>
+      <w:r>
+        <w:rPr>
+          <w:rFonts w:ascii="Times New Roman" w:hAnsi="Times New Roman" w:cs="Times New Roman"/>
+        </w:rPr>
+        <w:t xml:space="preserve">для перцептивно критичных приложений из-за клиппинга PESQ: среднее PESQ составляет</w:t>
+      </w:r>
+      <w:r>
+        <w:rPr>
+          <w:rFonts w:ascii="Times New Roman" w:hAnsi="Times New Roman" w:cs="Times New Roman"/>
+        </w:rPr>
+        <w:t xml:space="preserve"> </w:t>
+      </w:r>
+      <m:oMath>
+        <m:r>
+          <m:rPr>
+            <m:sty m:val="p"/>
+          </m:rPr>
+          <m:t>−</m:t>
+        </m:r>
+      </m:oMath>
+      <w:r>
+        <w:rPr>
+          <w:rFonts w:ascii="Times New Roman" w:hAnsi="Times New Roman" w:cs="Times New Roman"/>
+        </w:rPr>
+        <w:t xml:space="preserve">0,12 и</w:t>
+      </w:r>
+      <w:r>
+        <w:rPr>
+          <w:rFonts w:ascii="Times New Roman" w:hAnsi="Times New Roman" w:cs="Times New Roman"/>
+        </w:rPr>
+        <w:t xml:space="preserve"> </w:t>
+      </w:r>
+      <m:oMath>
+        <m:r>
+          <m:rPr>
+            <m:sty m:val="p"/>
+          </m:rPr>
+          <m:t>−</m:t>
+        </m:r>
+      </m:oMath>
+      <w:r>
+        <w:rPr>
+          <w:rFonts w:ascii="Times New Roman" w:hAnsi="Times New Roman" w:cs="Times New Roman"/>
+        </w:rPr>
+        <w:t xml:space="preserve">0,17 соответственно, при этом более 30% файлов достигают нижней границы</w:t>
+      </w:r>
+      <w:r>
+        <w:rPr>
+          <w:rFonts w:ascii="Times New Roman" w:hAnsi="Times New Roman" w:cs="Times New Roman"/>
+        </w:rPr>
+        <w:t xml:space="preserve"> </w:t>
+      </w:r>
+      <m:oMath>
+        <m:r>
+          <m:rPr>
+            <m:sty m:val="p"/>
+          </m:rPr>
+          <m:t>−</m:t>
+        </m:r>
+      </m:oMath>
+      <w:r>
+        <w:rPr>
+          <w:rFonts w:ascii="Times New Roman" w:hAnsi="Times New Roman" w:cs="Times New Roman"/>
+        </w:rPr>
+        <w:t xml:space="preserve">0,5. Воспринимаемое качество будет непредсказуемым для конечного пользователя.</w:t>
+      </w:r>
+    </w:p>
+    <w:p>
+      <w:pPr>
+        <w:numPr>
+          <w:ilvl w:val="0"/>
+          <w:numId w:val="1001"/>
+        </w:numPr>
+      </w:pPr>
+      <w:r>
+        <w:rPr>
+          <w:rFonts w:ascii="Times New Roman" w:hAnsi="Times New Roman" w:cs="Times New Roman"/>
+        </w:rPr>
+        <w:t xml:space="preserve">Рекомендация по Rozенbрок MP3 в качестве &lt;&lt;метода с максимальным экономическим эффектом&gt;&gt; (см. раздел 4.4) должна рассматриваться с оговоркой: метод занимает лишь третье место по Score и уступает Хаффман MP3 в 86% случаев. Его преимущество заключается исключительно в минимальном времени обработки.</w:t>
       </w:r>
     </w:p>
     <w:bookmarkEnd w:id="24"/>
@@ -735,7 +1163,7 @@
         <w:t xml:space="preserve">4.3. Направления дальнейшего развития</w:t>
       </w:r>
     </w:p>
-    <w:bookmarkStart w:id="25" w:name="оптимизация-производительности"/>
+    <w:bookmarkStart w:id="25" w:name="исправление-неработоспособных-методов"/>
     <w:p>
       <w:pPr>
         <w:pStyle w:val="Heading3"/>
@@ -744,7 +1172,7 @@
         <w:rPr>
           <w:rFonts w:ascii="Times New Roman" w:hAnsi="Times New Roman" w:cs="Times New Roman"/>
         </w:rPr>
-        <w:t xml:space="preserve">4.3.1. Оптимизация производительности</w:t>
+        <w:t xml:space="preserve">4.3.1. Исправление неработоспособных методов</w:t>
       </w:r>
     </w:p>
     <w:p>
@@ -755,7 +1183,27 @@
         <w:rPr>
           <w:rFonts w:ascii="Times New Roman" w:hAnsi="Times New Roman" w:cs="Times New Roman"/>
         </w:rPr>
-        <w:t xml:space="preserve">Потенциальные улучшения производительности включают оптимизацию FWHT для параллельной обработки с использованием GPU через библиотеки CUDA или OpenCL, что может ускорить вычисления в 10–100 раз для больших блоков данных. Реализация на низкоуровневых языках (C, Rust) с использованием SIMD-инструкций (AVX2, AVX-512) может обеспечить двукратное ускорение операций над массивами данных.</w:t>
+        <w:t xml:space="preserve">Приоритетным направлением является исправление алгоритма обратного преобразования Daubechies DWT. Результаты эксперимента однозначно показывают, что текущая реализация некорректна: спектральная сходимость превышает единицу (1,004), SI-SDR составляет</w:t>
+      </w:r>
+      <w:r>
+        <w:rPr>
+          <w:rFonts w:ascii="Times New Roman" w:hAnsi="Times New Roman" w:cs="Times New Roman"/>
+        </w:rPr>
+        <w:t xml:space="preserve"> </w:t>
+      </w:r>
+      <m:oMath>
+        <m:r>
+          <m:rPr>
+            <m:sty m:val="p"/>
+          </m:rPr>
+          <m:t>−</m:t>
+        </m:r>
+      </m:oMath>
+      <w:r>
+        <w:rPr>
+          <w:rFonts w:ascii="Times New Roman" w:hAnsi="Times New Roman" w:cs="Times New Roman"/>
+        </w:rPr>
+        <w:t xml:space="preserve">50 дБ, а косинусное сходство равно 0,054. Вероятной причиной является ошибка в порядке расположения коэффициентов при обратном преобразовании или некорректная обработка граничных эффектов. После исправления метод представляет интерес благодаря использованию вейвлетов с лучшей частотной локализацией, чем вейвлет Хаара (используемый в DWT MP3).</w:t>
       </w:r>
     </w:p>
     <w:p>
@@ -766,11 +1214,56 @@
         <w:rPr>
           <w:rFonts w:ascii="Times New Roman" w:hAnsi="Times New Roman" w:cs="Times New Roman"/>
         </w:rPr>
-        <w:t xml:space="preserve">Особое внимание следует уделить методу MDCT, который показал наихудшее время обработки (3,08 с). Оптимизация через предварительный расчёт таблиц косинусов и использование библиотеки FFmpeg для кодирования может существенно сократить время обработки. Также перспективным направлением является адаптивный выбор размера блока в зависимости от характеристик сигнала: для стационарных участков — большие блоки (4096 отсчётов), для transient-событий — малые (512 отсчётов).</w:t>
+        <w:t xml:space="preserve">Метод MDCT также требует оптимизации. Текущая реализация показывает Score 0,423 при времени обработки 3,08 с — худший показатель эффективности (Score/с = 0,137). Поскольку MDCT является стандартным преобразованием в кодеке MP3, потенциально метод может значительно улучшиться при использовании оптимизированных библиотек (например, FFmpeg) и корректном учёте критических полос частот.</w:t>
+      </w:r>
+    </w:p>
+    <w:p>
+      <w:pPr>
+        <w:pStyle w:val="BodyText"/>
+      </w:pPr>
+      <w:r>
+        <w:rPr>
+          <w:rFonts w:ascii="Times New Roman" w:hAnsi="Times New Roman" w:cs="Times New Roman"/>
+        </w:rPr>
+        <w:t xml:space="preserve">Методы DCT и FFT требуют решения проблемы перцептивного клиппинга (PESQ</w:t>
+      </w:r>
+      <w:r>
+        <w:rPr>
+          <w:rFonts w:ascii="Times New Roman" w:hAnsi="Times New Roman" w:cs="Times New Roman"/>
+        </w:rPr>
+        <w:t xml:space="preserve"> </w:t>
+      </w:r>
+      <m:oMath>
+        <m:r>
+          <m:rPr>
+            <m:sty m:val="p"/>
+          </m:rPr>
+          <m:t>&lt;</m:t>
+        </m:r>
+      </m:oMath>
+      <w:r>
+        <w:rPr>
+          <w:rFonts w:ascii="Times New Roman" w:hAnsi="Times New Roman" w:cs="Times New Roman"/>
+        </w:rPr>
+        <w:t xml:space="preserve"> </w:t>
+      </w:r>
+      <m:oMath>
+        <m:r>
+          <m:rPr>
+            <m:sty m:val="p"/>
+          </m:rPr>
+          <m:t>−</m:t>
+        </m:r>
+      </m:oMath>
+      <w:r>
+        <w:rPr>
+          <w:rFonts w:ascii="Times New Roman" w:hAnsi="Times New Roman" w:cs="Times New Roman"/>
+        </w:rPr>
+        <w:t xml:space="preserve">0,5 для 30%+ файлов). Это может быть достигнуто за счёт адаптивного выбора коэффициента сохранения энергии в зависимости от спектральных характеристик сигнала: для файлов с простой структурой — более агрессивное сжатие, для сложных — более консервативное.</w:t>
       </w:r>
     </w:p>
     <w:bookmarkEnd w:id="25"/>
-    <w:bookmarkStart w:id="26" w:name="интеграция-с-ml-методами"/>
+    <w:bookmarkStart w:id="26" w:name="оптимизация-производительности"/>
     <w:p>
       <w:pPr>
         <w:pStyle w:val="Heading3"/>
@@ -779,7 +1272,7 @@
         <w:rPr>
           <w:rFonts w:ascii="Times New Roman" w:hAnsi="Times New Roman" w:cs="Times New Roman"/>
         </w:rPr>
-        <w:t xml:space="preserve">4.3.2. Интеграция с ML-методами</w:t>
+        <w:t xml:space="preserve">4.3.2. Оптимизация производительности</w:t>
       </w:r>
     </w:p>
     <w:p>
@@ -790,7 +1283,7 @@
         <w:rPr>
           <w:rFonts w:ascii="Times New Roman" w:hAnsi="Times New Roman" w:cs="Times New Roman"/>
         </w:rPr>
-        <w:t xml:space="preserve">Перспективные направления интеграции с методами машинного обучения включают адаптивный выбор метода обработки на основе ML-классификации типа аудиоконтента, что позволит автоматически применять оптимальный алгоритм без участия пользователя. Нейросетевые модели для предсказания качества (прокси-метрики) могут ускорить процесс оценки в десятки раз по сравнению с полным расчётом одиннадцати метрик.</w:t>
+        <w:t xml:space="preserve">Потенциальные улучшения производительности включают оптимизацию FWHT для параллельной обработки с использованием GPU через библиотеки CUDA или OpenCL (ускорение в 10–100 раз для больших блоков данных). Реализация на низкоуровневых языках (C, Rust) с использованием SIMD-инструкций (AVX2, AVX-512) может обеспечить двукратное ускорение операций.</w:t>
       </w:r>
     </w:p>
     <w:p>
@@ -801,11 +1294,11 @@
         <w:rPr>
           <w:rFonts w:ascii="Times New Roman" w:hAnsi="Times New Roman" w:cs="Times New Roman"/>
         </w:rPr>
-        <w:t xml:space="preserve">Результаты эксперимента показывают, что эффективность методов существенно зависит от типа аудиоконтента (разброс Score от 0,31 до 0,82 для FFT MP3). ML-модель, обученная на спектральных признаках аудиосигнала, могла бы предсказывать оптимальный метод для каждого конкретного файла, что позволило бы максимизировать среднее качество обработки.</w:t>
+        <w:t xml:space="preserve">Особое внимание следует уделить методу MDCT, показавшему наихудшее время обработки (3,08 с). Оптимизация через предварительный расчёт таблиц косинусов и адаптивный выбор размера блока (4096 отсчётов для стационарных участков, 512 для transient-событий) может существенно сократить время.</w:t>
       </w:r>
     </w:p>
     <w:bookmarkEnd w:id="26"/>
-    <w:bookmarkStart w:id="27" w:name="аппаратная-реализация"/>
+    <w:bookmarkStart w:id="27" w:name="интеграция-с-ml-методами"/>
     <w:p>
       <w:pPr>
         <w:pStyle w:val="Heading3"/>
@@ -814,7 +1307,7 @@
         <w:rPr>
           <w:rFonts w:ascii="Times New Roman" w:hAnsi="Times New Roman" w:cs="Times New Roman"/>
         </w:rPr>
-        <w:t xml:space="preserve">4.3.3. Аппаратная реализация</w:t>
+        <w:t xml:space="preserve">4.3.3. Интеграция с ML-методами</w:t>
       </w:r>
     </w:p>
     <w:p>
@@ -825,18 +1318,56 @@
         <w:rPr>
           <w:rFonts w:ascii="Times New Roman" w:hAnsi="Times New Roman" w:cs="Times New Roman"/>
         </w:rPr>
-        <w:t xml:space="preserve">Возможные направления аппаратной реализации включают разработку на FPGA для встраиваемых систем, где FWHT особенно привлекателен из-за отсутствия умножений. Использование DSP-процессоров обеспечивает обработку в реальном времени с минимальными задержками. Оптимизированные FFT-ядра, доступные на современных процессорах, позволяют эффективно реализовать методы на основе быстрого преобразования Фурье.</w:t>
-      </w:r>
-    </w:p>
-    <w:p>
-      <w:pPr>
-        <w:pStyle w:val="BodyText"/>
-      </w:pPr>
-      <w:r>
-        <w:rPr>
-          <w:rFonts w:ascii="Times New Roman" w:hAnsi="Times New Roman" w:cs="Times New Roman"/>
-        </w:rPr>
-        <w:t xml:space="preserve">Для мобильных устройств перспективным направлением является использование нейронных процессоров (NPU) для выполнения операций преобразования, что может обеспечить высокую производительность при низком энергопотреблении. Метод Розенброк MP3, показавший наилучший баланс качества и скорости, является наиболее подходящим кандидатом для аппаратной реализации на мобильных платформах.</w:t>
+        <w:t xml:space="preserve">Перспективным направлением является адаптивный выбор метода обработки на основе ML-классификации типа аудиоконтента. Результаты эксперимента показывают, что методы DCT и FFT имеют вариабельность Score до</w:t>
+      </w:r>
+      <w:r>
+        <w:rPr>
+          <w:rFonts w:ascii="Times New Roman" w:hAnsi="Times New Roman" w:cs="Times New Roman"/>
+        </w:rPr>
+        <w:t xml:space="preserve"> </w:t>
+      </w:r>
+      <m:oMath>
+        <m:r>
+          <m:t>σ</m:t>
+        </m:r>
+      </m:oMath>
+      <w:r>
+        <w:rPr>
+          <w:rFonts w:ascii="Times New Roman" w:hAnsi="Times New Roman" w:cs="Times New Roman"/>
+        </w:rPr>
+        <w:t xml:space="preserve"> </w:t>
+      </w:r>
+      <w:r>
+        <w:rPr>
+          <w:rFonts w:ascii="Times New Roman" w:hAnsi="Times New Roman" w:cs="Times New Roman"/>
+        </w:rPr>
+        <w:t xml:space="preserve">= 0,097, а для некоторых файлов показывают результаты на уровне Хаффман MP3 (Score</w:t>
+      </w:r>
+      <w:r>
+        <w:rPr>
+          <w:rFonts w:ascii="Times New Roman" w:hAnsi="Times New Roman" w:cs="Times New Roman"/>
+        </w:rPr>
+        <w:t xml:space="preserve"> </w:t>
+      </w:r>
+      <m:oMath>
+        <m:r>
+          <m:rPr>
+            <m:sty m:val="p"/>
+          </m:rPr>
+          <m:t>&gt;</m:t>
+        </m:r>
+      </m:oMath>
+      <w:r>
+        <w:rPr>
+          <w:rFonts w:ascii="Times New Roman" w:hAnsi="Times New Roman" w:cs="Times New Roman"/>
+        </w:rPr>
+        <w:t xml:space="preserve"> </w:t>
+      </w:r>
+      <w:r>
+        <w:rPr>
+          <w:rFonts w:ascii="Times New Roman" w:hAnsi="Times New Roman" w:cs="Times New Roman"/>
+        </w:rPr>
+        <w:t xml:space="preserve">0,80). ML-модель, предсказывающая, для каких файлов данный метод будет работать хорошо, позволила бы использовать более агрессивные методы сжатия без риска катастрофического снижения качества.</w:t>
       </w:r>
     </w:p>
     <w:bookmarkEnd w:id="27"/>
@@ -861,7 +1392,7 @@
         <w:rPr>
           <w:rFonts w:ascii="Times New Roman" w:hAnsi="Times New Roman" w:cs="Times New Roman"/>
         </w:rPr>
-        <w:t xml:space="preserve">На основании экспериментальных данных проведена оценка экономической эффективности предложенных решений. Средний размер файла, обработанного Стандартным MP3, составляет 2,69 МБ, тогда как для Розенброк MP3 — 1,27 МБ, что позволяет сократить объём хранилища на 53%. Для сервисов с каталогом из 100 миллионов треков это составляет экономию порядка 142 петабайт хранилища.</w:t>
+        <w:t xml:space="preserve">На основании экспериментальных данных проведена оценка экономической эффективности. Средний размер файла, обработанного Стандартным MP3, составляет 2,69 МБ. Альтернативные методы обеспечивают следующие размеры: Розенброк MP3 — 1,27 МБ (53% экономия), Хаффман MP3 — 1,34 МБ (50%), FFT MP3 — 0,76 МБ (72%).</w:t>
       </w:r>
     </w:p>
     <w:p>
@@ -871,8 +1402,22 @@
       <w:r>
         <w:rPr>
           <w:rFonts w:ascii="Times New Roman" w:hAnsi="Times New Roman" w:cs="Times New Roman"/>
-        </w:rPr>
-        <w:t xml:space="preserve">Использование метода Хаффман MP3 вместо Стандартного MP3 позволяет сократить размер файлов на 50% (с 2,69 МБ до 1,34 МБ) при сохранении высокого качества (MOS 4,63 против 4,83). Для стримингового сервиса с 50 миллионами активных пользователей средняя экономия трафика составляет около 67,5 петабайт в месяц при условии прослушивания 20 треков в среднем на пользователя.</w:t>
+          <w:b/>
+          <w:bCs/>
+        </w:rPr>
+        <w:t xml:space="preserve">Честная оценка компромиссов:</w:t>
+      </w:r>
+      <w:r>
+        <w:rPr>
+          <w:rFonts w:ascii="Times New Roman" w:hAnsi="Times New Roman" w:cs="Times New Roman"/>
+        </w:rPr>
+        <w:t xml:space="preserve"> </w:t>
+      </w:r>
+      <w:r>
+        <w:rPr>
+          <w:rFonts w:ascii="Times New Roman" w:hAnsi="Times New Roman" w:cs="Times New Roman"/>
+        </w:rPr>
+        <w:t xml:space="preserve">экономия на хранилище сопровождается снижением качества. При переходе от Стандартного MP3 к Хаффман MP3 экономия составляет 50% при снижении Score с 0,992 до 0,915 и PESQ с 4,12 до 3,30. Данное снижение может быть приемлемым для некритичных приложений (подкасты, аудиокниги), но не для высококачественных стриминговых сервисов.</w:t>
       </w:r>
     </w:p>
     <w:p>
@@ -883,7 +1428,173 @@
         <w:rPr>
           <w:rFonts w:ascii="Times New Roman" w:hAnsi="Times New Roman" w:cs="Times New Roman"/>
         </w:rPr>
-        <w:t xml:space="preserve">Внедрение предложенных решений способно привести к следующим результатам: нагрузка на серверные мощности сократится до 30–40% за счёт более эффективного сжатия; требования к пропускной способности сетевых каналов уменьшатся на 20–35%; общее качество пользовательского опыта сохраняется на высоком уровне благодаря показателям MOS выше 4,6 для трёх лучших методов.</w:t>
+        <w:t xml:space="preserve">Для сервиса с каталогом из 100 миллионов треков:</w:t>
+      </w:r>
+    </w:p>
+    <w:p>
+      <w:pPr>
+        <w:numPr>
+          <w:ilvl w:val="0"/>
+          <w:numId w:val="1002"/>
+        </w:numPr>
+      </w:pPr>
+      <w:r>
+        <w:rPr>
+          <w:rFonts w:ascii="Times New Roman" w:hAnsi="Times New Roman" w:cs="Times New Roman"/>
+        </w:rPr>
+        <w:t xml:space="preserve">переход на Хаффман MP3 сэкономит</w:t>
+      </w:r>
+      <w:r>
+        <w:rPr>
+          <w:rFonts w:ascii="Times New Roman" w:hAnsi="Times New Roman" w:cs="Times New Roman"/>
+        </w:rPr>
+        <w:t xml:space="preserve"> </w:t>
+      </w:r>
+      <m:oMath>
+        <m:r>
+          <m:rPr>
+            <m:sty m:val="p"/>
+          </m:rPr>
+          <m:t>≈</m:t>
+        </m:r>
+      </m:oMath>
+      <w:r>
+        <w:rPr>
+          <w:rFonts w:ascii="Times New Roman" w:hAnsi="Times New Roman" w:cs="Times New Roman"/>
+        </w:rPr>
+        <w:t xml:space="preserve"> </w:t>
+      </w:r>
+      <w:r>
+        <w:rPr>
+          <w:rFonts w:ascii="Times New Roman" w:hAnsi="Times New Roman" w:cs="Times New Roman"/>
+        </w:rPr>
+        <w:t xml:space="preserve">135 петабайт хранилища при снижении PESQ на 0,82 балла;</w:t>
+      </w:r>
+    </w:p>
+    <w:p>
+      <w:pPr>
+        <w:numPr>
+          <w:ilvl w:val="0"/>
+          <w:numId w:val="1002"/>
+        </w:numPr>
+      </w:pPr>
+      <w:r>
+        <w:rPr>
+          <w:rFonts w:ascii="Times New Roman" w:hAnsi="Times New Roman" w:cs="Times New Roman"/>
+        </w:rPr>
+        <w:t xml:space="preserve">переход на Розенброк MP3 сэкономит</w:t>
+      </w:r>
+      <w:r>
+        <w:rPr>
+          <w:rFonts w:ascii="Times New Roman" w:hAnsi="Times New Roman" w:cs="Times New Roman"/>
+        </w:rPr>
+        <w:t xml:space="preserve"> </w:t>
+      </w:r>
+      <m:oMath>
+        <m:r>
+          <m:rPr>
+            <m:sty m:val="p"/>
+          </m:rPr>
+          <m:t>≈</m:t>
+        </m:r>
+      </m:oMath>
+      <w:r>
+        <w:rPr>
+          <w:rFonts w:ascii="Times New Roman" w:hAnsi="Times New Roman" w:cs="Times New Roman"/>
+        </w:rPr>
+        <w:t xml:space="preserve"> </w:t>
+      </w:r>
+      <w:r>
+        <w:rPr>
+          <w:rFonts w:ascii="Times New Roman" w:hAnsi="Times New Roman" w:cs="Times New Roman"/>
+        </w:rPr>
+        <w:t xml:space="preserve">142 петабайта при снижении PESQ на 0,19 балла и уступе Хаффман MP3 в 86% случаев;</w:t>
+      </w:r>
+    </w:p>
+    <w:p>
+      <w:pPr>
+        <w:numPr>
+          <w:ilvl w:val="0"/>
+          <w:numId w:val="1002"/>
+        </w:numPr>
+      </w:pPr>
+      <w:r>
+        <w:rPr>
+          <w:rFonts w:ascii="Times New Roman" w:hAnsi="Times New Roman" w:cs="Times New Roman"/>
+        </w:rPr>
+        <w:t xml:space="preserve">переход на FFT MP3 сэкономит</w:t>
+      </w:r>
+      <w:r>
+        <w:rPr>
+          <w:rFonts w:ascii="Times New Roman" w:hAnsi="Times New Roman" w:cs="Times New Roman"/>
+        </w:rPr>
+        <w:t xml:space="preserve"> </w:t>
+      </w:r>
+      <m:oMath>
+        <m:r>
+          <m:rPr>
+            <m:sty m:val="p"/>
+          </m:rPr>
+          <m:t>≈</m:t>
+        </m:r>
+      </m:oMath>
+      <w:r>
+        <w:rPr>
+          <w:rFonts w:ascii="Times New Roman" w:hAnsi="Times New Roman" w:cs="Times New Roman"/>
+        </w:rPr>
+        <w:t xml:space="preserve"> </w:t>
+      </w:r>
+      <w:r>
+        <w:rPr>
+          <w:rFonts w:ascii="Times New Roman" w:hAnsi="Times New Roman" w:cs="Times New Roman"/>
+        </w:rPr>
+        <w:t xml:space="preserve">193 петабайта, но приведёт к непредсказуемому качеству (PESQ</w:t>
+      </w:r>
+      <w:r>
+        <w:rPr>
+          <w:rFonts w:ascii="Times New Roman" w:hAnsi="Times New Roman" w:cs="Times New Roman"/>
+        </w:rPr>
+        <w:t xml:space="preserve"> </w:t>
+      </w:r>
+      <m:oMath>
+        <m:r>
+          <m:rPr>
+            <m:sty m:val="p"/>
+          </m:rPr>
+          <m:t>−</m:t>
+        </m:r>
+      </m:oMath>
+      <w:r>
+        <w:rPr>
+          <w:rFonts w:ascii="Times New Roman" w:hAnsi="Times New Roman" w:cs="Times New Roman"/>
+        </w:rPr>
+        <w:t xml:space="preserve">0,17</w:t>
+      </w:r>
+      <w:r>
+        <w:rPr>
+          <w:rFonts w:ascii="Times New Roman" w:hAnsi="Times New Roman" w:cs="Times New Roman"/>
+        </w:rPr>
+        <w:t xml:space="preserve"> </w:t>
+      </w:r>
+      <m:oMath>
+        <m:r>
+          <m:rPr>
+            <m:sty m:val="p"/>
+          </m:rPr>
+          <m:t>±</m:t>
+        </m:r>
+      </m:oMath>
+      <w:r>
+        <w:rPr>
+          <w:rFonts w:ascii="Times New Roman" w:hAnsi="Times New Roman" w:cs="Times New Roman"/>
+        </w:rPr>
+        <w:t xml:space="preserve"> </w:t>
+      </w:r>
+      <w:r>
+        <w:rPr>
+          <w:rFonts w:ascii="Times New Roman" w:hAnsi="Times New Roman" w:cs="Times New Roman"/>
+        </w:rPr>
+        <w:t xml:space="preserve">0,65).</w:t>
       </w:r>
     </w:p>
     <w:bookmarkEnd w:id="29"/>
@@ -907,7 +1618,7 @@
         <w:rPr>
           <w:rFonts w:ascii="Times New Roman" w:hAnsi="Times New Roman" w:cs="Times New Roman"/>
         </w:rPr>
-        <w:t xml:space="preserve">В четвёртой главе определены области практического применения результатов исследования: музыкальные стриминговые сервисы, системы онлайн-трансляций и приложения для голосовых коммуникаций. Сформулированы рекомендации по выбору метода обработки в зависимости от приоритетных критериев: для максимального качества — Стандартный MP3 (Score 0,992), для компромисса качество/скорость — Хаффман MP3 (Score 0,915, время 0,71 с), для минимальной задержки — Розенброк MP3 (время 0,57 с, MOS 4,82).</w:t>
+        <w:t xml:space="preserve">В четвёртой главе определены области практического применения результатов исследования и сформулированы рекомендации с указанием ограничений каждого метода.</w:t>
       </w:r>
     </w:p>
     <w:p>
@@ -918,7 +1629,7 @@
         <w:rPr>
           <w:rFonts w:ascii="Times New Roman" w:hAnsi="Times New Roman" w:cs="Times New Roman"/>
         </w:rPr>
-        <w:t xml:space="preserve">Определены направления дальнейшего развития: оптимизация производительности (GPU-ускорение, SIMD-инструкции, адаптивный выбор размера блока), интеграция с методами машинного обучения (автоматический выбор метода, прокси-метрики качества) и аппаратная реализация (FPGA, DSP, NPU).</w:t>
+        <w:t xml:space="preserve">Основные выводы:</w:t>
       </w:r>
     </w:p>
     <w:p>
@@ -929,7 +1640,74 @@
         <w:rPr>
           <w:rFonts w:ascii="Times New Roman" w:hAnsi="Times New Roman" w:cs="Times New Roman"/>
         </w:rPr>
-        <w:t xml:space="preserve">Оценка экономической эффективности показывает, что внедрение метода Розенброк MP3 позволяет сократить объём хранилища на 53% по сравнению со Стандартным MP3 при сохранении высокого воспринимаемого качества (MOS 4,82). Для масштабных стриминговых сервисов экономия может достигать сотен петабайт хранилища и десятков петабайт трафика ежемесячно.</w:t>
+        <w:t xml:space="preserve">1. Стандартный MP3 является рекомендуемым методом для всех сценариев, где качество является приоритетом. Метод гарантирует стабильное качество (Score 0,992,</w:t>
+      </w:r>
+      <w:r>
+        <w:rPr>
+          <w:rFonts w:ascii="Times New Roman" w:hAnsi="Times New Roman" w:cs="Times New Roman"/>
+        </w:rPr>
+        <w:t xml:space="preserve"> </w:t>
+      </w:r>
+      <m:oMath>
+        <m:r>
+          <m:t>σ</m:t>
+        </m:r>
+      </m:oMath>
+      <w:r>
+        <w:rPr>
+          <w:rFonts w:ascii="Times New Roman" w:hAnsi="Times New Roman" w:cs="Times New Roman"/>
+        </w:rPr>
+        <w:t xml:space="preserve"> </w:t>
+      </w:r>
+      <w:r>
+        <w:rPr>
+          <w:rFonts w:ascii="Times New Roman" w:hAnsi="Times New Roman" w:cs="Times New Roman"/>
+        </w:rPr>
+        <w:t xml:space="preserve">= 0,002) на произвольном аудиоконтенте.</w:t>
+      </w:r>
+    </w:p>
+    <w:p>
+      <w:pPr>
+        <w:pStyle w:val="BodyText"/>
+      </w:pPr>
+      <w:r>
+        <w:rPr>
+          <w:rFonts w:ascii="Times New Roman" w:hAnsi="Times New Roman" w:cs="Times New Roman"/>
+        </w:rPr>
+        <w:t xml:space="preserve">2. Хаффман MP3 является наилучшим методом среди пользовательских реализаций: Score 0,915 при 50% экономии хранилища и высокой скорости (0,71 с). Рекомендуется для некритичных приложений и мобильных сценариев.</w:t>
+      </w:r>
+    </w:p>
+    <w:p>
+      <w:pPr>
+        <w:pStyle w:val="BodyText"/>
+      </w:pPr>
+      <w:r>
+        <w:rPr>
+          <w:rFonts w:ascii="Times New Roman" w:hAnsi="Times New Roman" w:cs="Times New Roman"/>
+        </w:rPr>
+        <w:t xml:space="preserve">3. Розенброк MP3 оптимален по соотношению качество/скорость (Score/с = 1,518) и рекомендуется для систем реального времени. Следует учитывать, что метод уступает Хаффман MP3 в 86% попарных сравнений.</w:t>
+      </w:r>
+    </w:p>
+    <w:p>
+      <w:pPr>
+        <w:pStyle w:val="BodyText"/>
+      </w:pPr>
+      <w:r>
+        <w:rPr>
+          <w:rFonts w:ascii="Times New Roman" w:hAnsi="Times New Roman" w:cs="Times New Roman"/>
+        </w:rPr>
+        <w:t xml:space="preserve">4. Три из девяти методов (Daubechies DWT, MDCT, и частично DCT/FFT) признаны неработоспособными или ограниченно применимыми в текущей реализации, что снижает долю методов, готовых к практическому использованию, до шести из девяти.</w:t>
+      </w:r>
+    </w:p>
+    <w:p>
+      <w:pPr>
+        <w:pStyle w:val="BodyText"/>
+      </w:pPr>
+      <w:r>
+        <w:rPr>
+          <w:rFonts w:ascii="Times New Roman" w:hAnsi="Times New Roman" w:cs="Times New Roman"/>
+        </w:rPr>
+        <w:t xml:space="preserve">5. Экономическая оценка показывает, что реальная экономия хранилища сопряжена с объективным снижением качества. Переход на Хаффман MP3 обеспечивает наилучший баланс экономии и качества среди пользовательских методов, но не может заменить Стандартный MP3 в сценариях с высокими требованиями к качеству.</w:t>
       </w:r>
     </w:p>
     <w:bookmarkEnd w:id="30"/>
@@ -1122,6 +1900,9 @@
     <w:abstractNumId w:val="990"/>
   </w:num>
   <w:num w:numId="1001">
+    <w:abstractNumId w:val="991"/>
+  </w:num>
+  <w:num w:numId="1002">
     <w:abstractNumId w:val="991"/>
   </w:num>
 </w:numbering>
